--- a/SWI/206-Met-Lab-Operations-and-Safety/MM-4034-033-OR-03-SWI-PRO-MET-206-002-Fume-Cupboard-Operation-Scrubber-Check-and-Cleaning-RevA.docx
+++ b/SWI/206-Met-Lab-Operations-and-Safety/MM-4034-033-OR-03-SWI-PRO-MET-206-002-Fume-Cupboard-Operation-Scrubber-Check-and-Cleaning-RevA.docx
@@ -602,6 +602,60 @@
       <w:pPr>
         <w:spacing w:after="100" w:before="0" w:line="245"/>
       </w:pPr>
+    </w:p>
+    <w:tbl>
+      <w:tblPr>
+        <w:tblW w:type="dxa" w:w="9026"/>
+        <w:tblBorders>
+          <w:left w:val="single" w:color="B7791F" w:sz="18"/>
+        </w:tblBorders>
+        <w:tblCellMar>
+          <w:top w:type="dxa" w:w="90"/>
+          <w:left w:type="dxa" w:w="150"/>
+          <w:bottom w:type="dxa" w:w="90"/>
+          <w:right w:type="dxa" w:w="120"/>
+        </w:tblCellMar>
+      </w:tblPr>
+      <w:tblGrid>
+        <w:gridCol w:w="9026"/>
+      </w:tblGrid>
+      <w:tr>
+        <w:tc>
+          <w:tcPr>
+            <w:tcW w:type="dxa" w:w="9026"/>
+            <w:shd w:val="clear" w:color="auto" w:fill="FFF4D6"/>
+          </w:tcPr>
+          <w:p>
+            <w:pPr>
+              <w:spacing w:after="0" w:before="0" w:line="245"/>
+            </w:pPr>
+            <w:r>
+              <w:rPr>
+                <w:rFonts w:ascii="Calibri" w:cs="Calibri" w:eastAsia="Calibri" w:hAnsi="Calibri"/>
+                <w:b/>
+                <w:bCs/>
+                <w:color w:val="7A4B00"/>
+                <w:sz w:val="17"/>
+                <w:szCs w:val="17"/>
+              </w:rPr>
+              <w:t xml:space="preserve">DRAFT FOR REVIEW. Martabe work instruction 'Operating Anemometer GM8902' (DOC-3-MET-PMC-WIN-00130-IE, v1.0, issued 25/12/2024) added as Section 6 Part B. Not approved until reviewed. JSEA JSEA-PRO-MET-206-002 must be checked.</w:t>
+            </w:r>
+          </w:p>
+        </w:tc>
+      </w:tr>
+    </w:tbl>
+    <w:p>
+      <w:pPr>
+        <w:spacing w:after="60" w:before="0" w:line="245"/>
+      </w:pPr>
+      <w:r>
+        <w:rPr>
+          <w:rFonts w:ascii="Calibri" w:cs="Calibri" w:eastAsia="Calibri" w:hAnsi="Calibri"/>
+          <w:sz w:val="17"/>
+          <w:szCs w:val="17"/>
+        </w:rPr>
+        <w:t xml:space="preserve"/>
+      </w:r>
     </w:p>
     <w:p>
       <w:pPr>
@@ -1798,6 +1852,24 @@
     </w:p>
     <w:p>
       <w:pPr>
+        <w:pStyle w:val="ListParagraph"/>
+        <w:numPr>
+          <w:ilvl w:val="0"/>
+          <w:numId w:val="1"/>
+        </w:numPr>
+        <w:spacing w:after="60" w:line="245"/>
+      </w:pPr>
+      <w:r>
+        <w:rPr>
+          <w:rFonts w:ascii="Calibri" w:cs="Calibri" w:eastAsia="Calibri" w:hAnsi="Calibri"/>
+          <w:sz w:val="17"/>
+          <w:szCs w:val="17"/>
+        </w:rPr>
+        <w:t xml:space="preserve">[M] Benetech GM8902 anemometer with its data logger, stopwatch</w:t>
+      </w:r>
+    </w:p>
+    <w:p>
+      <w:pPr>
         <w:pStyle w:val="Heading1"/>
         <w:spacing w:after="120" w:before="260"/>
       </w:pPr>
@@ -1815,6 +1887,23 @@
     </w:p>
     <w:p>
       <w:pPr>
+        <w:spacing w:after="90" w:before="180" w:line="245"/>
+        <w:keepNext/>
+      </w:pPr>
+      <w:r>
+        <w:rPr>
+          <w:rFonts w:ascii="Calibri" w:cs="Calibri" w:eastAsia="Calibri" w:hAnsi="Calibri"/>
+          <w:b/>
+          <w:bCs/>
+          <w:color w:val="1F3864"/>
+          <w:sz w:val="19"/>
+          <w:szCs w:val="19"/>
+        </w:rPr>
+        <w:t xml:space="preserve">Part A - Fume cupboard operation and scrubber check</w:t>
+      </w:r>
+    </w:p>
+    <w:p>
+      <w:pPr>
         <w:ind w:left="280"/>
         <w:spacing w:after="50" w:before="0" w:line="245"/>
       </w:pPr>
@@ -2003,6 +2092,217 @@
           <w:szCs w:val="17"/>
         </w:rPr>
         <w:t xml:space="preserve">  Record the airflow reading, the scrubber pH and the washdown in the log.</w:t>
+      </w:r>
+    </w:p>
+    <w:p>
+      <w:pPr>
+        <w:spacing w:after="90" w:before="180" w:line="245"/>
+        <w:keepNext/>
+      </w:pPr>
+      <w:r>
+        <w:rPr>
+          <w:rFonts w:ascii="Calibri" w:cs="Calibri" w:eastAsia="Calibri" w:hAnsi="Calibri"/>
+          <w:b/>
+          <w:bCs/>
+          <w:color w:val="1F3864"/>
+          <w:sz w:val="19"/>
+          <w:szCs w:val="19"/>
+        </w:rPr>
+        <w:t xml:space="preserve">Part B - Measuring fume cupboard air velocity with the GM8902 anemometer [M]</w:t>
+      </w:r>
+    </w:p>
+    <w:p>
+      <w:pPr>
+        <w:spacing w:after="60" w:before="0" w:line="245"/>
+      </w:pPr>
+      <w:r>
+        <w:rPr>
+          <w:rFonts w:ascii="Calibri" w:cs="Calibri" w:eastAsia="Calibri" w:hAnsi="Calibri"/>
+          <w:sz w:val="17"/>
+          <w:szCs w:val="17"/>
+        </w:rPr>
+        <w:t xml:space="preserve">[M] = taken from the Martabe team work instruction "Operating Anemometer GM8902 (DOC-3-MET-PMC-WIN-00130-IE)" (25/12/2024). [CONFIRM] = unspecified or inconsistent in the source; resolve before this instruction is approved for use. Part A (original steps) is unchanged.</w:t>
+      </w:r>
+    </w:p>
+    <w:p>
+      <w:pPr>
+        <w:spacing w:after="60" w:before="0" w:line="245"/>
+      </w:pPr>
+      <w:r>
+        <w:rPr>
+          <w:rFonts w:ascii="Calibri" w:cs="Calibri" w:eastAsia="Calibri" w:hAnsi="Calibri"/>
+          <w:sz w:val="17"/>
+          <w:szCs w:val="17"/>
+        </w:rPr>
+        <w:t xml:space="preserve">[CONFIRM] the source gives no acceptance value for the air velocity and does not say how to average the readings. Take the required face velocity from the fume cupboard specification (ILS Q0023979) and record the average.</w:t>
+      </w:r>
+    </w:p>
+    <w:p>
+      <w:pPr>
+        <w:ind w:left="280"/>
+        <w:spacing w:after="50" w:before="0" w:line="245"/>
+      </w:pPr>
+      <w:r>
+        <w:rPr>
+          <w:rFonts w:ascii="Calibri" w:cs="Calibri" w:eastAsia="Calibri" w:hAnsi="Calibri"/>
+          <w:b/>
+          <w:bCs/>
+          <w:sz w:val="17"/>
+          <w:szCs w:val="17"/>
+        </w:rPr>
+        <w:t xml:space="preserve">9.</w:t>
+      </w:r>
+      <w:r>
+        <w:rPr>
+          <w:rFonts w:ascii="Calibri" w:cs="Calibri" w:eastAsia="Calibri" w:hAnsi="Calibri"/>
+          <w:sz w:val="17"/>
+          <w:szCs w:val="17"/>
+        </w:rPr>
+        <w:t xml:space="preserve">  Prepare the anemometer, the fume cupboard and a stopwatch. Make sure NOTHING is being done in the fume cupboard, and the anemometer is calibrated [M].</w:t>
+      </w:r>
+    </w:p>
+    <w:p>
+      <w:pPr>
+        <w:ind w:left="280"/>
+        <w:spacing w:after="50" w:before="0" w:line="245"/>
+      </w:pPr>
+      <w:r>
+        <w:rPr>
+          <w:rFonts w:ascii="Calibri" w:cs="Calibri" w:eastAsia="Calibri" w:hAnsi="Calibri"/>
+          <w:b/>
+          <w:bCs/>
+          <w:sz w:val="17"/>
+          <w:szCs w:val="17"/>
+        </w:rPr>
+        <w:t xml:space="preserve">10.</w:t>
+      </w:r>
+      <w:r>
+        <w:rPr>
+          <w:rFonts w:ascii="Calibri" w:cs="Calibri" w:eastAsia="Calibri" w:hAnsi="Calibri"/>
+          <w:sz w:val="17"/>
+          <w:szCs w:val="17"/>
+        </w:rPr>
+        <w:t xml:space="preserve">  Open the fume cupboard sash fully. Run the fume cupboard.</w:t>
+      </w:r>
+    </w:p>
+    <w:p>
+      <w:pPr>
+        <w:ind w:left="280"/>
+        <w:spacing w:after="50" w:before="0" w:line="245"/>
+      </w:pPr>
+      <w:r>
+        <w:rPr>
+          <w:rFonts w:ascii="Calibri" w:cs="Calibri" w:eastAsia="Calibri" w:hAnsi="Calibri"/>
+          <w:b/>
+          <w:bCs/>
+          <w:sz w:val="17"/>
+          <w:szCs w:val="17"/>
+        </w:rPr>
+        <w:t xml:space="preserve">11.</w:t>
+      </w:r>
+      <w:r>
+        <w:rPr>
+          <w:rFonts w:ascii="Calibri" w:cs="Calibri" w:eastAsia="Calibri" w:hAnsi="Calibri"/>
+          <w:sz w:val="17"/>
+          <w:szCs w:val="17"/>
+        </w:rPr>
+        <w:t xml:space="preserve">  Plug the anemometer fan cable into the anemometer data logger.</w:t>
+      </w:r>
+    </w:p>
+    <w:p>
+      <w:pPr>
+        <w:ind w:left="280"/>
+        <w:spacing w:after="50" w:before="0" w:line="245"/>
+      </w:pPr>
+      <w:r>
+        <w:rPr>
+          <w:rFonts w:ascii="Calibri" w:cs="Calibri" w:eastAsia="Calibri" w:hAnsi="Calibri"/>
+          <w:b/>
+          <w:bCs/>
+          <w:sz w:val="17"/>
+          <w:szCs w:val="17"/>
+        </w:rPr>
+        <w:t xml:space="preserve">12.</w:t>
+      </w:r>
+      <w:r>
+        <w:rPr>
+          <w:rFonts w:ascii="Calibri" w:cs="Calibri" w:eastAsia="Calibri" w:hAnsi="Calibri"/>
+          <w:sz w:val="17"/>
+          <w:szCs w:val="17"/>
+        </w:rPr>
+        <w:t xml:space="preserve">  Hold the anemometer vertically in the centre of the sash opening.</w:t>
+      </w:r>
+    </w:p>
+    <w:p>
+      <w:pPr>
+        <w:ind w:left="280"/>
+        <w:spacing w:after="50" w:before="0" w:line="245"/>
+      </w:pPr>
+      <w:r>
+        <w:rPr>
+          <w:rFonts w:ascii="Calibri" w:cs="Calibri" w:eastAsia="Calibri" w:hAnsi="Calibri"/>
+          <w:b/>
+          <w:bCs/>
+          <w:sz w:val="17"/>
+          <w:szCs w:val="17"/>
+        </w:rPr>
+        <w:t xml:space="preserve">13.</w:t>
+      </w:r>
+      <w:r>
+        <w:rPr>
+          <w:rFonts w:ascii="Calibri" w:cs="Calibri" w:eastAsia="Calibri" w:hAnsi="Calibri"/>
+          <w:sz w:val="17"/>
+          <w:szCs w:val="17"/>
+        </w:rPr>
+        <w:t xml:space="preserve">  Switch the anemometer on with the red button.</w:t>
+      </w:r>
+    </w:p>
+    <w:p>
+      <w:pPr>
+        <w:ind w:left="280"/>
+        <w:spacing w:after="50" w:before="0" w:line="245"/>
+      </w:pPr>
+      <w:r>
+        <w:rPr>
+          <w:rFonts w:ascii="Calibri" w:cs="Calibri" w:eastAsia="Calibri" w:hAnsi="Calibri"/>
+          <w:b/>
+          <w:bCs/>
+          <w:sz w:val="17"/>
+          <w:szCs w:val="17"/>
+        </w:rPr>
+        <w:t xml:space="preserve">14.</w:t>
+      </w:r>
+      <w:r>
+        <w:rPr>
+          <w:rFonts w:ascii="Calibri" w:cs="Calibri" w:eastAsia="Calibri" w:hAnsi="Calibri"/>
+          <w:sz w:val="17"/>
+          <w:szCs w:val="17"/>
+        </w:rPr>
+        <w:t xml:space="preserve">  Record the reading every second until you have 20 readings.</w:t>
+      </w:r>
+    </w:p>
+    <w:p>
+      <w:pPr>
+        <w:ind w:left="280"/>
+        <w:spacing w:after="50" w:before="0" w:line="245"/>
+      </w:pPr>
+      <w:r>
+        <w:rPr>
+          <w:rFonts w:ascii="Calibri" w:cs="Calibri" w:eastAsia="Calibri" w:hAnsi="Calibri"/>
+          <w:b/>
+          <w:bCs/>
+          <w:sz w:val="17"/>
+          <w:szCs w:val="17"/>
+        </w:rPr>
+        <w:t xml:space="preserve">15.</w:t>
+      </w:r>
+      <w:r>
+        <w:rPr>
+          <w:rFonts w:ascii="Calibri" w:cs="Calibri" w:eastAsia="Calibri" w:hAnsi="Calibri"/>
+          <w:sz w:val="17"/>
+          <w:szCs w:val="17"/>
+        </w:rPr>
+        <w:t xml:space="preserve">  Hazards in the source: pinch point at the sash door - keep hands clear and open and close the door slowly; breathing hazardous fume - do not measure while any work is in the cupboard.</w:t>
       </w:r>
     </w:p>
     <w:p>
@@ -2234,6 +2534,24 @@
           <w:szCs w:val="17"/>
         </w:rPr>
         <w:t xml:space="preserve">ILS quotation Q0023979 - 2 x 2400 mm Safetyflow fume cupboard rated for perchloric and HF, Model A crossflow scrubber, exhaust fans</w:t>
+      </w:r>
+    </w:p>
+    <w:p>
+      <w:pPr>
+        <w:pStyle w:val="ListParagraph"/>
+        <w:numPr>
+          <w:ilvl w:val="0"/>
+          <w:numId w:val="1"/>
+        </w:numPr>
+        <w:spacing w:after="60" w:line="245"/>
+      </w:pPr>
+      <w:r>
+        <w:rPr>
+          <w:rFonts w:ascii="Calibri" w:cs="Calibri" w:eastAsia="Calibri" w:hAnsi="Calibri"/>
+          <w:sz w:val="17"/>
+          <w:szCs w:val="17"/>
+        </w:rPr>
+        <w:t xml:space="preserve">Martabe work instruction 'Operating Anemometer GM8902' DOC-3-MET-PMC-WIN-00130-IE v1.0 (issued 25/12/2024) - Part B source</w:t>
       </w:r>
     </w:p>
     <w:sectPr>
